--- a/public/resume/Resume.docx
+++ b/public/resume/Resume.docx
@@ -64,6 +64,50 @@
     <w:p>
       <w:r>
         <w:t>Cloud-native Kubernetes platform on GKE</w:t>
+      </w:r>
+    </w:p>
+    <w:p>
+      <w:r>
+        <w:rPr>
+          <w:b/>
+        </w:rPr>
+        <w:t>Software Engineer (Contractor)</w:t>
+      </w:r>
+      <w:r>
+        <w:t xml:space="preserve"> | Large Financial Institution | 2025-present</w:t>
+      </w:r>
+    </w:p>
+    <w:p>
+      <w:r>
+        <w:rPr>
+          <w:b/>
+        </w:rPr>
+        <w:t>Software Engineer</w:t>
+      </w:r>
+      <w:r>
+        <w:t xml:space="preserve"> | Credit Karma | 2021-2024</w:t>
+      </w:r>
+    </w:p>
+    <w:p>
+      <w:r>
+        <w:rPr>
+          <w:b/>
+        </w:rPr>
+        <w:t>Software Engineer</w:t>
+      </w:r>
+      <w:r>
+        <w:t xml:space="preserve"> | Red Ventures | 2018-2021</w:t>
+      </w:r>
+    </w:p>
+    <w:p>
+      <w:r>
+        <w:rPr>
+          <w:b/>
+        </w:rPr>
+        <w:t>Software Engineer</w:t>
+      </w:r>
+      <w:r>
+        <w:t xml:space="preserve"> | Large Healthcare Purchasing Organization | 2009-2018</w:t>
       </w:r>
     </w:p>
     <w:p>
